--- a/docs/status/bi-weekly_tasks_sheet-06_11.docx
+++ b/docs/status/bi-weekly_tasks_sheet-06_11.docx
@@ -196,9 +196,9 @@
         <w:tblLook w:val="00A0"/>
       </w:tblPr>
       <w:tblGrid>
-        <w:gridCol w:w="2739"/>
-        <w:gridCol w:w="3078"/>
-        <w:gridCol w:w="2679"/>
+        <w:gridCol w:w="2750"/>
+        <w:gridCol w:w="3055"/>
+        <w:gridCol w:w="2691"/>
       </w:tblGrid>
       <w:tr>
         <w:tc>
@@ -566,7 +566,7 @@
             <w:pPr>
               <w:numPr>
                 <w:ilvl w:val="0"/>
-                <w:numId w:val="2"/>
+                <w:numId w:val="3"/>
               </w:numPr>
               <w:rPr>
                 <w:rFonts w:ascii="Times New Roman" w:hAnsi="Times New Roman"/>
@@ -580,14 +580,14 @@
                 <w:sz w:val="24"/>
                 <w:szCs w:val="24"/>
               </w:rPr>
-              <w:t>Define requirements for requirements doc</w:t>
+              <w:t>Create Blackberry screens</w:t>
             </w:r>
           </w:p>
           <w:p>
             <w:pPr>
               <w:numPr>
                 <w:ilvl w:val="0"/>
-                <w:numId w:val="2"/>
+                <w:numId w:val="3"/>
               </w:numPr>
               <w:rPr>
                 <w:rFonts w:ascii="Times New Roman" w:hAnsi="Times New Roman"/>
@@ -601,14 +601,30 @@
                 <w:sz w:val="24"/>
                 <w:szCs w:val="24"/>
               </w:rPr>
-              <w:t>Participate in creating Design Doc</w:t>
+              <w:t>Retrieve data</w:t>
+            </w:r>
+            <w:r>
+              <w:rPr>
+                <w:rFonts w:ascii="Times New Roman" w:hAnsi="Times New Roman"/>
+                <w:sz w:val="24"/>
+                <w:szCs w:val="24"/>
+              </w:rPr>
+              <w:t xml:space="preserve"> </w:t>
+            </w:r>
+            <w:r>
+              <w:rPr>
+                <w:rFonts w:ascii="Times New Roman" w:hAnsi="Times New Roman"/>
+                <w:sz w:val="24"/>
+                <w:szCs w:val="24"/>
+              </w:rPr>
+              <w:t>from database</w:t>
             </w:r>
           </w:p>
           <w:p>
             <w:pPr>
               <w:numPr>
                 <w:ilvl w:val="0"/>
-                <w:numId w:val="2"/>
+                <w:numId w:val="3"/>
               </w:numPr>
               <w:rPr>
                 <w:rFonts w:ascii="Times New Roman" w:hAnsi="Times New Roman"/>
@@ -622,28 +638,15 @@
                 <w:sz w:val="24"/>
                 <w:szCs w:val="24"/>
               </w:rPr>
-              <w:t>Build Blackberry Proof of Concept</w:t>
-            </w:r>
-          </w:p>
-          <w:p>
-            <w:pPr>
-              <w:numPr>
-                <w:ilvl w:val="0"/>
-                <w:numId w:val="2"/>
-              </w:numPr>
-              <w:rPr>
-                <w:rFonts w:ascii="Times New Roman" w:hAnsi="Times New Roman"/>
-                <w:sz w:val="24"/>
-                <w:szCs w:val="24"/>
-              </w:rPr>
-            </w:pPr>
-            <w:r>
-              <w:rPr>
-                <w:rFonts w:ascii="Times New Roman" w:hAnsi="Times New Roman"/>
-                <w:sz w:val="24"/>
-                <w:szCs w:val="24"/>
-              </w:rPr>
-              <w:t>Create Classes for model</w:t>
+              <w:t>Plot locations on map and determine routes</w:t>
+            </w:r>
+            <w:r>
+              <w:rPr>
+                <w:rFonts w:ascii="Times New Roman" w:hAnsi="Times New Roman"/>
+                <w:sz w:val="24"/>
+                <w:szCs w:val="24"/>
+              </w:rPr>
+              <w:t xml:space="preserve"> (retrieved from data)</w:t>
             </w:r>
           </w:p>
         </w:tc>
@@ -721,7 +724,7 @@
                 <w:sz w:val="24"/>
                 <w:szCs w:val="24"/>
               </w:rPr>
-              <w:t>Define requirements for requirements documentation/document</w:t>
+              <w:t>Build Web Services for Blackberry.</w:t>
             </w:r>
           </w:p>
           <w:p>
@@ -742,60 +745,8 @@
                 <w:sz w:val="24"/>
                 <w:szCs w:val="24"/>
               </w:rPr>
-              <w:t>Build Blackberry Proof of Concept</w:t>
-            </w:r>
-          </w:p>
-          <w:p>
-            <w:pPr>
-              <w:numPr>
-                <w:ilvl w:val="0"/>
-                <w:numId w:val="1"/>
-              </w:numPr>
-              <w:rPr>
-                <w:rFonts w:ascii="Times New Roman" w:hAnsi="Times New Roman"/>
-                <w:sz w:val="24"/>
-                <w:szCs w:val="24"/>
-              </w:rPr>
-            </w:pPr>
-            <w:r>
-              <w:rPr>
-                <w:rFonts w:ascii="Times New Roman" w:hAnsi="Times New Roman"/>
-                <w:sz w:val="24"/>
-                <w:szCs w:val="24"/>
-              </w:rPr>
-              <w:t>Participate on Design doc</w:t>
-            </w:r>
-          </w:p>
-          <w:p>
-            <w:pPr>
-              <w:numPr>
-                <w:ilvl w:val="0"/>
-                <w:numId w:val="1"/>
-              </w:numPr>
-              <w:rPr>
-                <w:rFonts w:ascii="Times New Roman" w:hAnsi="Times New Roman"/>
-                <w:sz w:val="24"/>
-                <w:szCs w:val="24"/>
-              </w:rPr>
-            </w:pPr>
-            <w:r>
-              <w:rPr>
-                <w:rFonts w:ascii="Times New Roman" w:hAnsi="Times New Roman"/>
-                <w:sz w:val="24"/>
-                <w:szCs w:val="24"/>
-              </w:rPr>
-              <w:t>Create Classes for model</w:t>
-            </w:r>
-          </w:p>
-          <w:p>
-            <w:pPr>
-              <w:ind w:left="0" w:firstLine="0"/>
-              <w:rPr>
-                <w:rFonts w:ascii="Times New Roman" w:hAnsi="Times New Roman"/>
-                <w:sz w:val="24"/>
-                <w:szCs w:val="24"/>
-              </w:rPr>
-            </w:pPr>
+              <w:t xml:space="preserve"> Formulate and create test script: login/password; database, etc...</w:t>
+            </w:r>
           </w:p>
         </w:tc>
         <w:tc>
@@ -817,14 +768,9 @@
     </w:tbl>
     <w:p>
       <w:pPr>
-        <w:rPr>
-          <w:rFonts w:ascii="Times New Roman" w:hAnsi="Times New Roman"/>
-          <w:sz w:val="24"/>
-          <w:szCs w:val="24"/>
-        </w:rPr>
+        <w:ind w:left="0" w:firstLine="0"/>
       </w:pPr>
     </w:p>
-    <w:p/>
     <w:sectPr>
       <w:pgSz w:w="12240" w:h="15840"/>
       <w:pgMar w:top="1440" w:right="1440" w:bottom="1440" w:left="1440" w:header="720" w:footer="720" w:gutter="0"/>
@@ -838,6 +784,119 @@
 <file path=word/numbering.xml><?xml version="1.0" encoding="utf-8"?>
 <w:numbering xmlns:ve="http://schemas.openxmlformats.org/markup-compatibility/2006" xmlns:o="urn:schemas-microsoft-com:office:office" xmlns:r="http://schemas.openxmlformats.org/officeDocument/2006/relationships" xmlns:m="http://schemas.openxmlformats.org/officeDocument/2006/math" xmlns:v="urn:schemas-microsoft-com:vml" xmlns:wp="http://schemas.openxmlformats.org/drawingml/2006/wordprocessingDrawing" xmlns:w10="urn:schemas-microsoft-com:office:word" xmlns:w="http://schemas.openxmlformats.org/wordprocessingml/2006/main" xmlns:wne="http://schemas.microsoft.com/office/word/2006/wordml">
   <w:abstractNum w:abstractNumId="0">
+    <w:nsid w:val="1EB07D96"/>
+    <w:multiLevelType w:val="hybridMultilevel"/>
+    <w:tmpl w:val="67ACA722"/>
+    <w:lvl w:ilvl="0" w:tplc="04090001">
+      <w:start w:val="1"/>
+      <w:numFmt w:val="bullet"/>
+      <w:lvlText w:val=""/>
+      <w:lvlJc w:val="left"/>
+      <w:pPr>
+        <w:ind w:left="720" w:hanging="360"/>
+      </w:pPr>
+      <w:rPr>
+        <w:rFonts w:ascii="Symbol" w:hAnsi="Symbol" w:hint="default"/>
+      </w:rPr>
+    </w:lvl>
+    <w:lvl w:ilvl="1" w:tplc="04090003" w:tentative="1">
+      <w:start w:val="1"/>
+      <w:numFmt w:val="bullet"/>
+      <w:lvlText w:val="o"/>
+      <w:lvlJc w:val="left"/>
+      <w:pPr>
+        <w:ind w:left="1440" w:hanging="360"/>
+      </w:pPr>
+      <w:rPr>
+        <w:rFonts w:ascii="Courier New" w:hAnsi="Courier New" w:cs="Courier New" w:hint="default"/>
+      </w:rPr>
+    </w:lvl>
+    <w:lvl w:ilvl="2" w:tplc="04090005" w:tentative="1">
+      <w:start w:val="1"/>
+      <w:numFmt w:val="bullet"/>
+      <w:lvlText w:val=""/>
+      <w:lvlJc w:val="left"/>
+      <w:pPr>
+        <w:ind w:left="2160" w:hanging="360"/>
+      </w:pPr>
+      <w:rPr>
+        <w:rFonts w:ascii="Wingdings" w:hAnsi="Wingdings" w:hint="default"/>
+      </w:rPr>
+    </w:lvl>
+    <w:lvl w:ilvl="3" w:tplc="04090001" w:tentative="1">
+      <w:start w:val="1"/>
+      <w:numFmt w:val="bullet"/>
+      <w:lvlText w:val=""/>
+      <w:lvlJc w:val="left"/>
+      <w:pPr>
+        <w:ind w:left="2880" w:hanging="360"/>
+      </w:pPr>
+      <w:rPr>
+        <w:rFonts w:ascii="Symbol" w:hAnsi="Symbol" w:hint="default"/>
+      </w:rPr>
+    </w:lvl>
+    <w:lvl w:ilvl="4" w:tplc="04090003" w:tentative="1">
+      <w:start w:val="1"/>
+      <w:numFmt w:val="bullet"/>
+      <w:lvlText w:val="o"/>
+      <w:lvlJc w:val="left"/>
+      <w:pPr>
+        <w:ind w:left="3600" w:hanging="360"/>
+      </w:pPr>
+      <w:rPr>
+        <w:rFonts w:ascii="Courier New" w:hAnsi="Courier New" w:cs="Courier New" w:hint="default"/>
+      </w:rPr>
+    </w:lvl>
+    <w:lvl w:ilvl="5" w:tplc="04090005" w:tentative="1">
+      <w:start w:val="1"/>
+      <w:numFmt w:val="bullet"/>
+      <w:lvlText w:val=""/>
+      <w:lvlJc w:val="left"/>
+      <w:pPr>
+        <w:ind w:left="4320" w:hanging="360"/>
+      </w:pPr>
+      <w:rPr>
+        <w:rFonts w:ascii="Wingdings" w:hAnsi="Wingdings" w:hint="default"/>
+      </w:rPr>
+    </w:lvl>
+    <w:lvl w:ilvl="6" w:tplc="04090001" w:tentative="1">
+      <w:start w:val="1"/>
+      <w:numFmt w:val="bullet"/>
+      <w:lvlText w:val=""/>
+      <w:lvlJc w:val="left"/>
+      <w:pPr>
+        <w:ind w:left="5040" w:hanging="360"/>
+      </w:pPr>
+      <w:rPr>
+        <w:rFonts w:ascii="Symbol" w:hAnsi="Symbol" w:hint="default"/>
+      </w:rPr>
+    </w:lvl>
+    <w:lvl w:ilvl="7" w:tplc="04090003" w:tentative="1">
+      <w:start w:val="1"/>
+      <w:numFmt w:val="bullet"/>
+      <w:lvlText w:val="o"/>
+      <w:lvlJc w:val="left"/>
+      <w:pPr>
+        <w:ind w:left="5760" w:hanging="360"/>
+      </w:pPr>
+      <w:rPr>
+        <w:rFonts w:ascii="Courier New" w:hAnsi="Courier New" w:cs="Courier New" w:hint="default"/>
+      </w:rPr>
+    </w:lvl>
+    <w:lvl w:ilvl="8" w:tplc="04090005" w:tentative="1">
+      <w:start w:val="1"/>
+      <w:numFmt w:val="bullet"/>
+      <w:lvlText w:val=""/>
+      <w:lvlJc w:val="left"/>
+      <w:pPr>
+        <w:ind w:left="6480" w:hanging="360"/>
+      </w:pPr>
+      <w:rPr>
+        <w:rFonts w:ascii="Wingdings" w:hAnsi="Wingdings" w:hint="default"/>
+      </w:rPr>
+    </w:lvl>
+  </w:abstractNum>
+  <w:abstractNum w:abstractNumId="1">
     <w:nsid w:val="3CFE1018"/>
     <w:multiLevelType w:val="hybridMultilevel"/>
     <w:tmpl w:val="2A9048EA"/>
@@ -977,7 +1036,7 @@
       </w:rPr>
     </w:lvl>
   </w:abstractNum>
-  <w:abstractNum w:abstractNumId="1">
+  <w:abstractNum w:abstractNumId="2">
     <w:nsid w:val="46F14D98"/>
     <w:multiLevelType w:val="hybridMultilevel"/>
     <w:tmpl w:val="BE04458E"/>
@@ -1117,10 +1176,13 @@
     </w:lvl>
   </w:abstractNum>
   <w:num w:numId="1">
-    <w:abstractNumId w:val="0"/>
+    <w:abstractNumId w:val="1"/>
   </w:num>
   <w:num w:numId="2">
-    <w:abstractNumId w:val="1"/>
+    <w:abstractNumId w:val="2"/>
+  </w:num>
+  <w:num w:numId="3">
+    <w:abstractNumId w:val="0"/>
   </w:num>
 </w:numbering>
 </file>
@@ -1131,9 +1193,7 @@
     <w:rPrDefault>
       <w:rPr>
         <w:rFonts w:ascii="Calibri" w:eastAsia="Calibri" w:hAnsi="Calibri" w:cs="Times New Roman"/>
-        <w:sz w:val="22"/>
-        <w:szCs w:val="22"/>
-        <w:lang w:val="en-US" w:eastAsia="ja-JP" w:bidi="ar-SA"/>
+        <w:lang w:val="en-US" w:eastAsia="zh-CN" w:bidi="ar-SA"/>
       </w:rPr>
     </w:rPrDefault>
     <w:pPrDefault/>
@@ -1285,6 +1345,8 @@
       <w:ind w:left="1080" w:hanging="360"/>
     </w:pPr>
     <w:rPr>
+      <w:sz w:val="22"/>
+      <w:szCs w:val="22"/>
       <w:lang w:eastAsia="en-US"/>
     </w:rPr>
   </w:style>
@@ -1309,8 +1371,9 @@
   </w:style>
   <w:style w:type="character" w:default="1" w:styleId="DefaultParagraphFont">
     <w:name w:val="Default Paragraph Font"/>
-    <w:uiPriority w:val="99"/>
+    <w:uiPriority w:val="1"/>
     <w:semiHidden/>
+    <w:unhideWhenUsed/>
   </w:style>
   <w:style w:type="table" w:default="1" w:styleId="TableNormal">
     <w:name w:val="Normal Table"/>
@@ -1352,10 +1415,6 @@
     <w:basedOn w:val="TableNormal"/>
     <w:uiPriority w:val="99"/>
     <w:rsid w:val="00704B35"/>
-    <w:rPr>
-      <w:sz w:val="20"/>
-      <w:szCs w:val="20"/>
-    </w:rPr>
     <w:tblPr>
       <w:tblInd w:w="0" w:type="dxa"/>
       <w:tblBorders>
